--- a/pr-preview/pr-231/chapters/conciseness.docx
+++ b/pr-preview/pr-231/chapters/conciseness.docx
@@ -15,7 +15,7 @@
         <w:pStyle w:val="Date"/>
       </w:pPr>
       <w:r>
-        <w:t xml:space="preserve">Last modified: 2026-10-16 03:46:06 (PDT)</w:t>
+        <w:t xml:space="preserve">Last modified: 2026-10-16 03:53:51 (PDT)</w:t>
       </w:r>
     </w:p>
     <w:tbl>

--- a/pr-preview/pr-231/chapters/conciseness.docx
+++ b/pr-preview/pr-231/chapters/conciseness.docx
@@ -15,7 +15,7 @@
         <w:pStyle w:val="Date"/>
       </w:pPr>
       <w:r>
-        <w:t xml:space="preserve">Last modified: 2026-10-16 03:53:51 (PDT)</w:t>
+        <w:t xml:space="preserve">Last modified: 2026-10-16 04:19:44 (PDT)</w:t>
       </w:r>
     </w:p>
     <w:tbl>
@@ -1037,7 +1037,7 @@
       </w:r>
     </w:p>
     <w:bookmarkEnd w:id="16"/>
-    <w:bookmarkStart w:id="17" w:name="write-about-the-ideas-not-the-document"/>
+    <w:bookmarkStart w:id="18" w:name="write-about-the-ideas-not-the-document"/>
     <w:p>
       <w:pPr>
         <w:pStyle w:val="Heading2"/>
@@ -1051,43 +1051,36 @@
         <w:pStyle w:val="FirstParagraph"/>
       </w:pPr>
       <w:r>
-        <w:t xml:space="preserve">Explain the concept, and link to the place that defines it inside the sentence that uses it.</w:t>
-      </w:r>
-      <w:r>
-        <w:t xml:space="preserve"> </w:t>
-      </w:r>
-      <w:r>
-        <w:t xml:space="preserve">Do not write a sentence about which part of the document holds what.</w:t>
-      </w:r>
-      <w:r>
-        <w:t xml:space="preserve"> </w:t>
-      </w:r>
-      <w:r>
-        <w:t xml:space="preserve">Sentences such as</w:t>
-      </w:r>
-      <w:r>
-        <w:t xml:space="preserve"> </w:t>
-      </w:r>
-      <w:r>
-        <w:t xml:space="preserve">“the statistics notes define this”</w:t>
-      </w:r>
-      <w:r>
-        <w:t xml:space="preserve"> </w:t>
-      </w:r>
-      <w:r>
-        <w:t xml:space="preserve">or</w:t>
-      </w:r>
-      <w:r>
-        <w:t xml:space="preserve"> </w:t>
-      </w:r>
-      <w:r>
-        <w:t xml:space="preserve">“these pages are the home of the shared definitions”</w:t>
-      </w:r>
-      <w:r>
-        <w:t xml:space="preserve"> </w:t>
-      </w:r>
-      <w:r>
-        <w:t xml:space="preserve">describe the structure of the document and teach the reader nothing about the subject.</w:t>
+        <w:t xml:space="preserve">A sentence about which part of the document holds a definition adds no content.</w:t>
+      </w:r>
+      <w:r>
+        <w:t xml:space="preserve"> </w:t>
+      </w:r>
+      <w:r>
+        <w:t xml:space="preserve">State the idea and link the term, as</w:t>
+      </w:r>
+      <w:r>
+        <w:t xml:space="preserve"> </w:t>
+      </w:r>
+      <w:hyperlink r:id="rId17">
+        <w:r>
+          <w:rPr>
+            <w:rStyle w:val="Hyperlink"/>
+          </w:rPr>
+          <w:t xml:space="preserve">Talk about the ideas, not the notes</w:t>
+        </w:r>
+      </w:hyperlink>
+      <w:r>
+        <w:t xml:space="preserve"> </w:t>
+      </w:r>
+      <w:r>
+        <w:t xml:space="preserve">explains.</w:t>
+      </w:r>
+      <w:r>
+        <w:t xml:space="preserve"> </w:t>
+      </w:r>
+      <w:r>
+        <w:t xml:space="preserve">The ✅ example below omits the link only because this guide has no page for the term.</w:t>
       </w:r>
     </w:p>
     <w:p>
@@ -1095,7 +1088,7 @@
         <w:pStyle w:val="BlockText"/>
       </w:pPr>
       <w:r>
-        <w:t xml:space="preserve">❌ The statistics notes are the home of the shared error definitions, and they link to the matching pages.</w:t>
+        <w:t xml:space="preserve">❌ The statistics notes define the training error as the average loss on the fitted data.</w:t>
       </w:r>
     </w:p>
     <w:p>
@@ -1105,27 +1098,9 @@
       <w:r>
         <w:t xml:space="preserve">✅ The training error is the average loss on the data used to fit the model.</w:t>
       </w:r>
-      <w:r>
-        <w:t xml:space="preserve"> </w:t>
-      </w:r>
-      <w:r>
-        <w:t xml:space="preserve">(In a real document, link</w:t>
-      </w:r>
-      <w:r>
-        <w:t xml:space="preserve"> </w:t>
-      </w:r>
-      <w:r>
-        <w:t xml:space="preserve">“training error”</w:t>
-      </w:r>
-      <w:r>
-        <w:t xml:space="preserve"> </w:t>
-      </w:r>
-      <w:r>
-        <w:t xml:space="preserve">to its definition.)</w:t>
-      </w:r>
-    </w:p>
-    <w:bookmarkEnd w:id="17"/>
-    <w:bookmarkStart w:id="18" w:name="lead-with-the-subject"/>
+    </w:p>
+    <w:bookmarkEnd w:id="18"/>
+    <w:bookmarkStart w:id="19" w:name="lead-with-the-subject"/>
     <w:p>
       <w:pPr>
         <w:pStyle w:val="Heading2"/>
@@ -1256,8 +1231,8 @@
         <w:t xml:space="preserve">.</w:t>
       </w:r>
     </w:p>
-    <w:bookmarkEnd w:id="18"/>
-    <w:bookmarkStart w:id="20" w:name="limit-complex-sentence-structures"/>
+    <w:bookmarkEnd w:id="19"/>
+    <w:bookmarkStart w:id="21" w:name="limit-complex-sentence-structures"/>
     <w:p>
       <w:pPr>
         <w:pStyle w:val="Heading2"/>
@@ -1366,7 +1341,7 @@
         <w:t xml:space="preserve">each carrying one main idea.</w:t>
       </w:r>
     </w:p>
-    <w:bookmarkStart w:id="19" w:name="exm-nested-clauses"/>
+    <w:bookmarkStart w:id="20" w:name="exm-nested-clauses"/>
     <w:p>
       <w:pPr>
         <w:pStyle w:val="BodyText"/>
@@ -1427,9 +1402,9 @@
         <w:t xml:space="preserve">so the reader can absorb each idea before moving on.</w:t>
       </w:r>
     </w:p>
-    <w:bookmarkEnd w:id="19"/>
     <w:bookmarkEnd w:id="20"/>
-    <w:bookmarkStart w:id="22" w:name="X831e99641ea6e3d916f49fb78be48dc576ff061"/>
+    <w:bookmarkEnd w:id="21"/>
+    <w:bookmarkStart w:id="23" w:name="X831e99641ea6e3d916f49fb78be48dc576ff061"/>
     <w:p>
       <w:pPr>
         <w:pStyle w:val="Heading2"/>
@@ -1476,7 +1451,7 @@
         <w:t xml:space="preserve">and can plant the confusion it was meant to prevent.</w:t>
       </w:r>
     </w:p>
-    <w:bookmarkStart w:id="21" w:name="exm-gratuitous-disclaimer"/>
+    <w:bookmarkStart w:id="22" w:name="exm-gratuitous-disclaimer"/>
     <w:p>
       <w:pPr>
         <w:pStyle w:val="BodyText"/>
@@ -1561,7 +1536,7 @@
         <w:t xml:space="preserve">that the reader would not otherwise have considered.</w:t>
       </w:r>
     </w:p>
-    <w:bookmarkEnd w:id="21"/>
+    <w:bookmarkEnd w:id="22"/>
     <w:p>
       <w:pPr>
         <w:pStyle w:val="BodyText"/>
@@ -1632,8 +1607,8 @@
         <w:t xml:space="preserve">a report for clinicians might.</w:t>
       </w:r>
     </w:p>
-    <w:bookmarkEnd w:id="22"/>
-    <w:bookmarkStart w:id="24" w:name="avoid-double-negatives"/>
+    <w:bookmarkEnd w:id="23"/>
+    <w:bookmarkStart w:id="25" w:name="avoid-double-negatives"/>
     <w:p>
       <w:pPr>
         <w:pStyle w:val="Heading2"/>
@@ -1750,7 +1725,7 @@
         <w:t xml:space="preserve">and it is the standard wording for a test result.</w:t>
       </w:r>
     </w:p>
-    <w:bookmarkStart w:id="23" w:name="exm-double-negative"/>
+    <w:bookmarkStart w:id="24" w:name="exm-double-negative"/>
     <w:p>
       <w:pPr>
         <w:pStyle w:val="BodyText"/>
@@ -1840,9 +1815,9 @@
         <w:t xml:space="preserve">Choose the one you mean.</w:t>
       </w:r>
     </w:p>
-    <w:bookmarkEnd w:id="23"/>
     <w:bookmarkEnd w:id="24"/>
-    <w:bookmarkStart w:id="27" w:name="Xa757197b9b942a803dc05820332a104a8aaeee4"/>
+    <w:bookmarkEnd w:id="25"/>
+    <w:bookmarkStart w:id="28" w:name="Xa757197b9b942a803dc05820332a104a8aaeee4"/>
     <w:p>
       <w:pPr>
         <w:pStyle w:val="Heading2"/>
@@ -1923,7 +1898,7 @@
       <w:r>
         <w:t xml:space="preserve"> </w:t>
       </w:r>
-      <w:hyperlink r:id="rId25">
+      <w:hyperlink r:id="rId26">
         <w:r>
           <w:rPr>
             <w:rStyle w:val="Hyperlink"/>
@@ -1947,7 +1922,7 @@
         <w:t xml:space="preserve">.</w:t>
       </w:r>
     </w:p>
-    <w:bookmarkStart w:id="26" w:name="exm-self-referential"/>
+    <w:bookmarkStart w:id="27" w:name="exm-self-referential"/>
     <w:p>
       <w:pPr>
         <w:pStyle w:val="BodyText"/>
@@ -2046,9 +2021,9 @@
         <w:t xml:space="preserve">instead of saying that it changes something.</w:t>
       </w:r>
     </w:p>
-    <w:bookmarkEnd w:id="26"/>
     <w:bookmarkEnd w:id="27"/>
-    <w:bookmarkStart w:id="29" w:name="do-not-overexplain"/>
+    <w:bookmarkEnd w:id="28"/>
+    <w:bookmarkStart w:id="30" w:name="do-not-overexplain"/>
     <w:p>
       <w:pPr>
         <w:pStyle w:val="Heading2"/>
@@ -2071,7 +2046,7 @@
         <w:t xml:space="preserve">Cut a qualifier, a restatement or a reason that the words before it already imply.</w:t>
       </w:r>
     </w:p>
-    <w:bookmarkStart w:id="28" w:name="exm-overexplain"/>
+    <w:bookmarkStart w:id="29" w:name="exm-overexplain"/>
     <w:p>
       <w:pPr>
         <w:pStyle w:val="BodyText"/>
@@ -2132,9 +2107,9 @@
         <w:t xml:space="preserve">The second is complete.</w:t>
       </w:r>
     </w:p>
-    <w:bookmarkEnd w:id="28"/>
     <w:bookmarkEnd w:id="29"/>
-    <w:bookmarkStart w:id="36" w:name="put-lists-in-bullet-points"/>
+    <w:bookmarkEnd w:id="30"/>
+    <w:bookmarkStart w:id="37" w:name="put-lists-in-bullet-points"/>
     <w:p>
       <w:pPr>
         <w:pStyle w:val="Heading2"/>
@@ -2328,7 +2303,7 @@
         <w:t xml:space="preserve">.</w:t>
       </w:r>
     </w:p>
-    <w:bookmarkStart w:id="30" w:name="exm-bullet-lists"/>
+    <w:bookmarkStart w:id="31" w:name="exm-bullet-lists"/>
     <w:p>
       <w:pPr>
         <w:pStyle w:val="FirstParagraph"/>
@@ -2413,8 +2388,8 @@
         <w:t xml:space="preserve">so the reader sees at a glance that there are three.</w:t>
       </w:r>
     </w:p>
-    <w:bookmarkEnd w:id="30"/>
-    <w:bookmarkStart w:id="34" w:name="exm-resource-lists"/>
+    <w:bookmarkEnd w:id="31"/>
+    <w:bookmarkStart w:id="35" w:name="exm-resource-lists"/>
     <w:p>
       <w:pPr>
         <w:pStyle w:val="BodyText"/>
@@ -2443,7 +2418,7 @@
       <w:r>
         <w:t xml:space="preserve"> </w:t>
       </w:r>
-      <w:hyperlink r:id="rId31">
+      <w:hyperlink r:id="rId32">
         <w:r>
           <w:rPr>
             <w:rStyle w:val="Hyperlink"/>
@@ -2457,7 +2432,7 @@
       <w:r>
         <w:t xml:space="preserve"> </w:t>
       </w:r>
-      <w:hyperlink r:id="rId32">
+      <w:hyperlink r:id="rId33">
         <w:r>
           <w:rPr>
             <w:rStyle w:val="Hyperlink"/>
@@ -2491,7 +2466,7 @@
       <w:r>
         <w:t xml:space="preserve"> </w:t>
       </w:r>
-      <w:hyperlink r:id="rId31">
+      <w:hyperlink r:id="rId32">
         <w:r>
           <w:rPr>
             <w:rStyle w:val="Hyperlink"/>
@@ -2517,7 +2492,7 @@
       <w:r>
         <w:t xml:space="preserve"> </w:t>
       </w:r>
-      <w:hyperlink r:id="rId32">
+      <w:hyperlink r:id="rId33">
         <w:r>
           <w:rPr>
             <w:rStyle w:val="Hyperlink"/>
@@ -2539,7 +2514,7 @@
       <w:r>
         <w:t xml:space="preserve"> </w:t>
       </w:r>
-      <w:hyperlink r:id="rId33">
+      <w:hyperlink r:id="rId34">
         <w:r>
           <w:rPr>
             <w:rStyle w:val="Hyperlink"/>
@@ -2563,8 +2538,8 @@
         <w:t xml:space="preserve">so the reader can pick one without parsing the paragraph.</w:t>
       </w:r>
     </w:p>
-    <w:bookmarkEnd w:id="34"/>
-    <w:bookmarkStart w:id="35" w:name="exm-numbered-lists"/>
+    <w:bookmarkEnd w:id="35"/>
+    <w:bookmarkStart w:id="36" w:name="exm-numbered-lists"/>
     <w:p>
       <w:pPr>
         <w:pStyle w:val="BodyText"/>
@@ -2671,9 +2646,9 @@
         <w:t xml:space="preserve">and the loop condition moves into the introducing sentence.</w:t>
       </w:r>
     </w:p>
-    <w:bookmarkEnd w:id="35"/>
     <w:bookmarkEnd w:id="36"/>
-    <w:bookmarkStart w:id="44" w:name="examples-of-concise-writing"/>
+    <w:bookmarkEnd w:id="37"/>
+    <w:bookmarkStart w:id="45" w:name="examples-of-concise-writing"/>
     <w:p>
       <w:pPr>
         <w:pStyle w:val="Heading2"/>
@@ -2770,8 +2745,8 @@
         <w:t xml:space="preserve">.</w:t>
       </w:r>
     </w:p>
-    <w:bookmarkStart w:id="43" w:name="refs"/>
-    <w:bookmarkStart w:id="38" w:name="ref-strunk1920elements"/>
+    <w:bookmarkStart w:id="44" w:name="refs"/>
+    <w:bookmarkStart w:id="39" w:name="ref-strunk1920elements"/>
     <w:p>
       <w:pPr>
         <w:pStyle w:val="Bibliography"/>
@@ -2795,7 +2770,7 @@
       <w:r>
         <w:t xml:space="preserve"> </w:t>
       </w:r>
-      <w:hyperlink r:id="rId37">
+      <w:hyperlink r:id="rId38">
         <w:r>
           <w:rPr>
             <w:rStyle w:val="Hyperlink"/>
@@ -2807,8 +2782,8 @@
         <w:t xml:space="preserve">.</w:t>
       </w:r>
     </w:p>
-    <w:bookmarkEnd w:id="38"/>
-    <w:bookmarkStart w:id="40" w:name="ref-hemingway_style"/>
+    <w:bookmarkEnd w:id="39"/>
+    <w:bookmarkStart w:id="41" w:name="ref-hemingway_style"/>
     <w:p>
       <w:pPr>
         <w:pStyle w:val="Bibliography"/>
@@ -2867,7 +2842,7 @@
       <w:r>
         <w:t xml:space="preserve"> </w:t>
       </w:r>
-      <w:hyperlink r:id="rId39">
+      <w:hyperlink r:id="rId40">
         <w:r>
           <w:rPr>
             <w:rStyle w:val="Hyperlink"/>
@@ -2879,8 +2854,8 @@
         <w:t xml:space="preserve">.</w:t>
       </w:r>
     </w:p>
-    <w:bookmarkEnd w:id="40"/>
-    <w:bookmarkStart w:id="42" w:name="ref-caesar_gallic"/>
+    <w:bookmarkEnd w:id="41"/>
+    <w:bookmarkStart w:id="43" w:name="ref-caesar_gallic"/>
     <w:p>
       <w:pPr>
         <w:pStyle w:val="Bibliography"/>
@@ -2939,7 +2914,7 @@
       <w:r>
         <w:t xml:space="preserve"> </w:t>
       </w:r>
-      <w:hyperlink r:id="rId41">
+      <w:hyperlink r:id="rId42">
         <w:r>
           <w:rPr>
             <w:rStyle w:val="Hyperlink"/>
@@ -2951,9 +2926,9 @@
         <w:t xml:space="preserve">.</w:t>
       </w:r>
     </w:p>
-    <w:bookmarkEnd w:id="42"/>
     <w:bookmarkEnd w:id="43"/>
     <w:bookmarkEnd w:id="44"/>
+    <w:bookmarkEnd w:id="45"/>
     <w:sectPr>
       <w:footnotePr>
         <w:numRestart w:val="eachSect"/>
